--- a/Лабораторна робота 2 Звіт.docx
+++ b/Лабораторна робота 2 Звіт.docx
@@ -462,6 +462,7 @@
       </w:pPr>
       <w:r>
         <w:rPr>
+          <w:noProof/>
           <w:sz w:val="28"/>
           <w:szCs w:val="28"/>
           <w:lang w:val="ru-RU"/>
@@ -511,7 +512,7 @@
         <w:rPr>
           <w:sz w:val="28"/>
           <w:szCs w:val="28"/>
-          <w:lang w:val="en-US"/>
+          <w:lang w:val="ru-RU"/>
         </w:rPr>
       </w:pPr>
       <w:r>
@@ -550,6 +551,7 @@
       </w:pPr>
       <w:r>
         <w:rPr>
+          <w:noProof/>
           <w:sz w:val="28"/>
           <w:szCs w:val="28"/>
           <w:lang w:val="ru-RU"/>
@@ -630,6 +632,7 @@
       </w:pPr>
       <w:r>
         <w:rPr>
+          <w:noProof/>
           <w:sz w:val="28"/>
           <w:szCs w:val="28"/>
         </w:rPr>
@@ -669,8 +672,6 @@
           </wp:inline>
         </w:drawing>
       </w:r>
-      <w:bookmarkStart w:id="0" w:name="_GoBack"/>
-      <w:bookmarkEnd w:id="0"/>
     </w:p>
     <w:p>
       <w:pPr>
@@ -879,9 +880,40 @@
         </w:rPr>
         <w:t xml:space="preserve"> </w:t>
       </w:r>
+      <w:hyperlink r:id="rId10" w:history="1">
+        <w:r>
+          <w:rPr>
+            <w:rStyle w:val="a8"/>
+            <w:sz w:val="28"/>
+            <w:szCs w:val="28"/>
+            <w:lang w:val="ru-RU"/>
+          </w:rPr>
+          <w:t>https://github.com/Olek</w:t>
+        </w:r>
+        <w:bookmarkStart w:id="0" w:name="_GoBack"/>
+        <w:bookmarkEnd w:id="0"/>
+        <w:r>
+          <w:rPr>
+            <w:rStyle w:val="a8"/>
+            <w:sz w:val="28"/>
+            <w:szCs w:val="28"/>
+            <w:lang w:val="ru-RU"/>
+          </w:rPr>
+          <w:t>s</w:t>
+        </w:r>
+        <w:r>
+          <w:rPr>
+            <w:rStyle w:val="a8"/>
+            <w:sz w:val="28"/>
+            <w:szCs w:val="28"/>
+            <w:lang w:val="ru-RU"/>
+          </w:rPr>
+          <w:t>andrTretiak1/LabPP2</w:t>
+        </w:r>
+      </w:hyperlink>
     </w:p>
     <w:sectPr>
-      <w:headerReference w:type="first" r:id="rId10"/>
+      <w:headerReference w:type="first" r:id="rId11"/>
       <w:pgSz w:w="11906" w:h="16838"/>
       <w:pgMar w:top="1134" w:right="1134" w:bottom="1134" w:left="1134" w:header="708" w:footer="708" w:gutter="0"/>
       <w:cols w:space="708"/>
